--- a/docs/手机查看DOCX/04_问答参考.docx
+++ b/docs/手机查看DOCX/04_问答参考.docx
@@ -16,7 +16,7 @@
         <w:pStyle w:val="Heading1"/>
       </w:pPr>
       <w:r>
-        <w:t>SmartRead Agent 答辩可能问题</w:t>
+        <w:t>SmartRead Agent 问答参考</w:t>
       </w:r>
     </w:p>
     <w:p>
@@ -28,7 +28,7 @@
           <w:rFonts w:ascii="Microsoft YaHei" w:hAnsi="Microsoft YaHei" w:eastAsia="Microsoft YaHei"/>
           <w:sz w:val="21"/>
         </w:rPr>
-        <w:t>回答参考：当前版本的 Agent 是本地规则型阅读 Agent，没有调用 GPT API，也没有依赖云端大模型。LiteRT 模块是本项目移动机器学习整合的重点。</w:t>
+        <w:t>本次问答预计只有 2-3 分钟，回答尽量控制在 20 秒左右。先直接回答问题，再补一句项目中的实现位置或取舍原因。不要把 PPT 已经讲过的内容重新展开，也不要主动把话题带到项目管理平台、提交记录或材料整理上，除非老师明确追问。</w:t>
       </w:r>
     </w:p>
     <w:p>
@@ -36,7 +36,15 @@
         <w:pStyle w:val="Heading2"/>
       </w:pPr>
       <w:r>
-        <w:t>1. 这个项目主要解决什么问题？</w:t>
+        <w:t>一、高概率问题</w:t>
+      </w:r>
+    </w:p>
+    <w:p>
+      <w:pPr>
+        <w:pStyle w:val="Heading3"/>
+      </w:pPr>
+      <w:r>
+        <w:t>1. 你们这个 Agent 是不是调用了 GPT API？</w:t>
       </w:r>
     </w:p>
     <w:p>
@@ -48,15 +56,7 @@
           <w:rFonts w:ascii="Microsoft YaHei" w:hAnsi="Microsoft YaHei" w:eastAsia="Microsoft YaHei"/>
           <w:sz w:val="21"/>
         </w:rPr>
-        <w:t>它解决的是学生阅读教材、课堂资料和技术文章时整理重点效率低的问题。用户把文本放进 App 后，可以快速得到一句话总结、关键词、分点摘要，再通过 Agent 问答、知识卡片和复习题继续复习。</w:t>
-      </w:r>
-    </w:p>
-    <w:p>
-      <w:pPr>
-        <w:pStyle w:val="Heading2"/>
-      </w:pPr>
-      <w:r>
-        <w:t>2. 为什么选择阅读摘要这个方向？</w:t>
+        <w:t>不是。当前版本没有调用 GPT API，也没有依赖云端大模型。</w:t>
       </w:r>
     </w:p>
     <w:p>
@@ -68,15 +68,15 @@
           <w:rFonts w:ascii="Microsoft YaHei" w:hAnsi="Microsoft YaHei" w:eastAsia="Microsoft YaHei"/>
           <w:sz w:val="21"/>
         </w:rPr>
-        <w:t>这个方向和学生自己的学习场景贴得比较近，演示时也容易验证。相比做一个很大的泛 AI 应用，阅读摘要更适合在移动端做出完整闭环，也能自然接入端侧模型。</w:t>
+        <w:t>它是本地规则型阅读 Agent，基于当前文章的摘要、关键词、分点摘要、知识卡片和复习题来组织回答，适合做阅读辅助，不是通用聊天机器人。</w:t>
       </w:r>
     </w:p>
     <w:p>
       <w:pPr>
-        <w:pStyle w:val="Heading2"/>
+        <w:pStyle w:val="Heading3"/>
       </w:pPr>
       <w:r>
-        <w:t>3. 为什么叫 SmartRead Agent？</w:t>
+        <w:t>2. LiteRT 模型在项目里具体做了什么？</w:t>
       </w:r>
     </w:p>
     <w:p>
@@ -88,15 +88,7 @@
           <w:rFonts w:ascii="Microsoft YaHei" w:hAnsi="Microsoft YaHei" w:eastAsia="Microsoft YaHei"/>
           <w:sz w:val="21"/>
         </w:rPr>
-        <w:t>SmartRead 表示智能阅读，Agent 表示它不是只显示摘要，还会根据当前文章分析结果响应用户问题，辅助整理复习重点。当前版本是轻量的本地规则型阅读 Agent。</w:t>
-      </w:r>
-    </w:p>
-    <w:p>
-      <w:pPr>
-        <w:pStyle w:val="Heading2"/>
-      </w:pPr>
-      <w:r>
-        <w:t>4. Agent 是否调用 GPT API？</w:t>
+        <w:t>LiteRT 模型用于句子重要性分析。App 会把文章切成句子，提取 5 维特征，再把特征输入 .tflite 模型，输出 0 到 1 的重要性分数。</w:t>
       </w:r>
     </w:p>
     <w:p>
@@ -108,15 +100,15 @@
           <w:rFonts w:ascii="Microsoft YaHei" w:hAnsi="Microsoft YaHei" w:eastAsia="Microsoft YaHei"/>
           <w:sz w:val="21"/>
         </w:rPr>
-        <w:t>没有。当前版本没有调用 GPT API，也没有依赖云端大模型。Agent 问答基于当前文章的一句话总结、关键词、分点摘要和复习题生成规则，通过问题意图识别返回回答。</w:t>
+        <w:t>界面上会把分数显示成高、中、低等级，让用户更快看到哪些句子更值得关注。</w:t>
       </w:r>
     </w:p>
     <w:p>
       <w:pPr>
-        <w:pStyle w:val="Heading2"/>
+        <w:pStyle w:val="Heading3"/>
       </w:pPr>
       <w:r>
-        <w:t>5. Agent 具体如何实现？</w:t>
+        <w:t>3. 你们怎么证明模型是真的在手机端运行？</w:t>
       </w:r>
     </w:p>
     <w:p>
@@ -128,15 +120,7 @@
           <w:rFonts w:ascii="Microsoft YaHei" w:hAnsi="Microsoft YaHei" w:eastAsia="Microsoft YaHei"/>
           <w:sz w:val="21"/>
         </w:rPr>
-        <w:t>代码中由 LocalReadingAgent 负责。它先判断用户问题属于概括、关键词、复习重点、复习题还是知识卡片等意图，然后调用已有的分析结果组织回答。它的优势是离线可用、稳定、可解释。</w:t>
-      </w:r>
-    </w:p>
-    <w:p>
-      <w:pPr>
-        <w:pStyle w:val="Heading2"/>
-      </w:pPr>
-      <w:r>
-        <w:t>6. LiteRT 模型做了什么？</w:t>
+        <w:t>模型文件 sentence_importance_model.tflite 放在 Android 的 assets 目录中，代码里用 TensorFlow Lite 的 Interpreter 加载并执行推理。</w:t>
       </w:r>
     </w:p>
     <w:p>
@@ -148,12 +132,108 @@
           <w:rFonts w:ascii="Microsoft YaHei" w:hAnsi="Microsoft YaHei" w:eastAsia="Microsoft YaHei"/>
           <w:sz w:val="21"/>
         </w:rPr>
-        <w:t>LiteRT 模型用于句子重要性分析。App 对文章前几句提取 5 维特征，送入 .tflite 模型，输出 0 到 1 的重要性分数，并在界面上显示高、中、低等级和推理来源。</w:t>
+        <w:t>如果老师需要看代码，可以看 SentenceImportanceClassifier.kt，里面有模型加载、特征归一化、推理和兜底评分逻辑。</w:t>
       </w:r>
     </w:p>
     <w:p>
       <w:pPr>
-        <w:pStyle w:val="Heading2"/>
+        <w:pStyle w:val="Heading3"/>
+      </w:pPr>
+      <w:r>
+        <w:t>4. 这个模型输入的 5 个特征是什么？</w:t>
+      </w:r>
+    </w:p>
+    <w:p>
+      <w:pPr>
+        <w:spacing w:after="80" w:line="269" w:lineRule="auto"/>
+      </w:pPr>
+      <w:r>
+        <w:rPr>
+          <w:rFonts w:ascii="Microsoft YaHei" w:hAnsi="Microsoft YaHei" w:eastAsia="Microsoft YaHei"/>
+          <w:sz w:val="21"/>
+        </w:rPr>
+        <w:t>5 个特征分别是句子长度、关键词重合度、句子位置、标点提示和总结提示词。</w:t>
+      </w:r>
+    </w:p>
+    <w:p>
+      <w:pPr>
+        <w:spacing w:after="80" w:line="269" w:lineRule="auto"/>
+      </w:pPr>
+      <w:r>
+        <w:rPr>
+          <w:rFonts w:ascii="Microsoft YaHei" w:hAnsi="Microsoft YaHei" w:eastAsia="Microsoft YaHei"/>
+          <w:sz w:val="21"/>
+        </w:rPr>
+        <w:t>这些特征都来自当前文章本身，比较适合轻量课程项目，也方便在答辩时解释模型输入和输出。</w:t>
+      </w:r>
+    </w:p>
+    <w:p>
+      <w:pPr>
+        <w:pStyle w:val="Heading3"/>
+      </w:pPr>
+      <w:r>
+        <w:t>5. 如果模型加载失败，App 会不会崩？</w:t>
+      </w:r>
+    </w:p>
+    <w:p>
+      <w:pPr>
+        <w:spacing w:after="80" w:line="269" w:lineRule="auto"/>
+      </w:pPr>
+      <w:r>
+        <w:rPr>
+          <w:rFonts w:ascii="Microsoft YaHei" w:hAnsi="Microsoft YaHei" w:eastAsia="Microsoft YaHei"/>
+          <w:sz w:val="21"/>
+        </w:rPr>
+        <w:t>不会。代码里判断了模型是否加载成功，如果模型加载或推理失败，会使用规则评分兜底。</w:t>
+      </w:r>
+    </w:p>
+    <w:p>
+      <w:pPr>
+        <w:spacing w:after="80" w:line="269" w:lineRule="auto"/>
+      </w:pPr>
+      <w:r>
+        <w:rPr>
+          <w:rFonts w:ascii="Microsoft YaHei" w:hAnsi="Microsoft YaHei" w:eastAsia="Microsoft YaHei"/>
+          <w:sz w:val="21"/>
+        </w:rPr>
+        <w:t>界面会显示结果来源，比如 LiteRT 本地模型或规则评分兜底，这样课堂环境下流程更稳定。</w:t>
+      </w:r>
+    </w:p>
+    <w:p>
+      <w:pPr>
+        <w:pStyle w:val="Heading3"/>
+      </w:pPr>
+      <w:r>
+        <w:t>6. 摘要和关键词是怎么生成的？</w:t>
+      </w:r>
+    </w:p>
+    <w:p>
+      <w:pPr>
+        <w:spacing w:after="80" w:line="269" w:lineRule="auto"/>
+      </w:pPr>
+      <w:r>
+        <w:rPr>
+          <w:rFonts w:ascii="Microsoft YaHei" w:hAnsi="Microsoft YaHei" w:eastAsia="Microsoft YaHei"/>
+          <w:sz w:val="21"/>
+        </w:rPr>
+        <w:t>摘要部分由 TextAnalyzer 完成。它先切分句子，再根据关键词命中、句子长度和句子位置打分，选择得分较高的句子作为一句话总结和分点摘要。</w:t>
+      </w:r>
+    </w:p>
+    <w:p>
+      <w:pPr>
+        <w:spacing w:after="80" w:line="269" w:lineRule="auto"/>
+      </w:pPr>
+      <w:r>
+        <w:rPr>
+          <w:rFonts w:ascii="Microsoft YaHei" w:hAnsi="Microsoft YaHei" w:eastAsia="Microsoft YaHei"/>
+          <w:sz w:val="21"/>
+        </w:rPr>
+        <w:t>关键词提取结合了项目中的领域词、英文技术词和中文短语窗口，再做简单过滤和排序。</w:t>
+      </w:r>
+    </w:p>
+    <w:p>
+      <w:pPr>
+        <w:pStyle w:val="Heading3"/>
       </w:pPr>
       <w:r>
         <w:t>7. 为什么不用云端大模型？</w:t>
@@ -168,15 +248,7 @@
           <w:rFonts w:ascii="Microsoft YaHei" w:hAnsi="Microsoft YaHei" w:eastAsia="Microsoft YaHei"/>
           <w:sz w:val="21"/>
         </w:rPr>
-        <w:t>课程演示更重视移动端机器学习落地和现场稳定性。云端大模型效果更强，但需要网络、账号和 API Key，不利于课堂环境稳定演示。当前版本先实现本地能力，后续可以作为增强项接入云端模型。</w:t>
-      </w:r>
-    </w:p>
-    <w:p>
-      <w:pPr>
-        <w:pStyle w:val="Heading2"/>
-      </w:pPr>
-      <w:r>
-        <w:t>8. 端侧推理有什么优势？</w:t>
+        <w:t>这门课重点是移动端应用和机器学习在 App 中的整合。云端大模型效果可能更强，但需要网络、账号和 API Key，课堂演示不够稳定。</w:t>
       </w:r>
     </w:p>
     <w:p>
@@ -188,15 +260,15 @@
           <w:rFonts w:ascii="Microsoft YaHei" w:hAnsi="Microsoft YaHei" w:eastAsia="Microsoft YaHei"/>
           <w:sz w:val="21"/>
         </w:rPr>
-        <w:t>端侧推理不依赖网络，响应稳定，也能避免把文章内容上传到服务器。对课程项目来说，它能清楚展示模型文件随 APK 集成并在手机端运行。</w:t>
+        <w:t>当前版本先把本地阅读分析、LiteRT 端侧推理和本地 Agent 做完整，后续可以把云端模型作为增强能力。</w:t>
       </w:r>
     </w:p>
     <w:p>
       <w:pPr>
-        <w:pStyle w:val="Heading2"/>
+        <w:pStyle w:val="Heading3"/>
       </w:pPr>
       <w:r>
-        <w:t>9. 模型输入特征是什么？</w:t>
+        <w:t>8. 这个项目的创新点在哪里？</w:t>
       </w:r>
     </w:p>
     <w:p>
@@ -208,15 +280,7 @@
           <w:rFonts w:ascii="Microsoft YaHei" w:hAnsi="Microsoft YaHei" w:eastAsia="Microsoft YaHei"/>
           <w:sz w:val="21"/>
         </w:rPr>
-        <w:t>模型输入是 5 维浮点特征：句子长度归一化、关键词重合度、句子位置分数、标点提示分数、总结提示词分数。</w:t>
-      </w:r>
-    </w:p>
-    <w:p>
-      <w:pPr>
-        <w:pStyle w:val="Heading2"/>
-      </w:pPr>
-      <w:r>
-        <w:t>10. .tflite 文件如何集成到 Android？</w:t>
+        <w:t>它不是只做一个摘要页面，而是把文本输入、摘要、LiteRT 端侧分析、Agent 问答、知识卡片、复习题和历史记录串成一个学习闭环。</w:t>
       </w:r>
     </w:p>
     <w:p>
@@ -228,15 +292,15 @@
           <w:rFonts w:ascii="Microsoft YaHei" w:hAnsi="Microsoft YaHei" w:eastAsia="Microsoft YaHei"/>
           <w:sz w:val="21"/>
         </w:rPr>
-        <w:t>模型文件 sentence_importance_model.tflite 放在 android/app/src/main/assets 目录。SentenceImportanceClassifier 通过 context.assets.open 读取模型，再用 TensorFlow Lite Interpreter 执行推理。</w:t>
+        <w:t>场景也比较明确，就是帮助学生阅读教材、课堂资料和技术文章时更快整理重点。</w:t>
       </w:r>
     </w:p>
     <w:p>
       <w:pPr>
-        <w:pStyle w:val="Heading2"/>
+        <w:pStyle w:val="Heading3"/>
       </w:pPr>
       <w:r>
-        <w:t>11. LiteRT 和普通规则算法有什么区别？</w:t>
+        <w:t>9. 历史记录为什么用 SharedPreferences，不用数据库？</w:t>
       </w:r>
     </w:p>
     <w:p>
@@ -248,15 +312,7 @@
           <w:rFonts w:ascii="Microsoft YaHei" w:hAnsi="Microsoft YaHei" w:eastAsia="Microsoft YaHei"/>
           <w:sz w:val="21"/>
         </w:rPr>
-        <w:t>普通规则算法是人工设定权重直接打分；LiteRT 是把特征输入到训练后导出的模型，由模型输出重要性分数。当前项目还保留规则兜底，保证模型异常时 App 不崩溃。</w:t>
-      </w:r>
-    </w:p>
-    <w:p>
-      <w:pPr>
-        <w:pStyle w:val="Heading2"/>
-      </w:pPr>
-      <w:r>
-        <w:t>12. 如果模型加载失败怎么办？</w:t>
+        <w:t>V1.0 的历史记录只保存最近 12 条分析，数据量很小，SharedPreferences 已经够用。</w:t>
       </w:r>
     </w:p>
     <w:p>
@@ -268,15 +324,15 @@
           <w:rFonts w:ascii="Microsoft YaHei" w:hAnsi="Microsoft YaHei" w:eastAsia="Microsoft YaHei"/>
           <w:sz w:val="21"/>
         </w:rPr>
-        <w:t>SentenceImportanceClassifier 会检测 Interpreter 是否可用。如果模型加载或推理失败，就使用 fallbackScore 规则评分，界面会显示规则评分兜底，保证演示流程继续。</w:t>
+        <w:t>如果后续做成更完整的版本，可以再换成 Room 数据库，支持检索、分类和更多记录。</w:t>
       </w:r>
     </w:p>
     <w:p>
       <w:pPr>
-        <w:pStyle w:val="Heading2"/>
+        <w:pStyle w:val="Heading3"/>
       </w:pPr>
       <w:r>
-        <w:t>13. 摘要算法如何实现？</w:t>
+        <w:t>10. App 是否需要联网？有没有隐私问题？</w:t>
       </w:r>
     </w:p>
     <w:p>
@@ -288,15 +344,7 @@
           <w:rFonts w:ascii="Microsoft YaHei" w:hAnsi="Microsoft YaHei" w:eastAsia="Microsoft YaHei"/>
           <w:sz w:val="21"/>
         </w:rPr>
-        <w:t>TextAnalyzer 先切分句子，再根据关键词命中、句子长度和位置给句子打分，选出一句话总结，并挑选得分较高的句子作为分点摘要。</w:t>
-      </w:r>
-    </w:p>
-    <w:p>
-      <w:pPr>
-        <w:pStyle w:val="Heading2"/>
-      </w:pPr>
-      <w:r>
-        <w:t>14. 关键词如何提取？</w:t>
+        <w:t>核心功能不需要联网。摘要、关键词、Agent 问答、LiteRT 推理和历史记录都在本地完成。</w:t>
       </w:r>
     </w:p>
     <w:p>
@@ -308,15 +356,15 @@
           <w:rFonts w:ascii="Microsoft YaHei" w:hAnsi="Microsoft YaHei" w:eastAsia="Microsoft YaHei"/>
           <w:sz w:val="21"/>
         </w:rPr>
-        <w:t>关键词提取结合领域词、英文技术词和中文短语窗口。代码会过滤部分停用词，再按得分排序，并避免关键词之间过度重复。</w:t>
+        <w:t>目前 AndroidManifest 里也没有配置网络权限，文章内容不会因为这些功能被上传到服务器。</w:t>
       </w:r>
     </w:p>
     <w:p>
       <w:pPr>
-        <w:pStyle w:val="Heading2"/>
+        <w:pStyle w:val="Heading3"/>
       </w:pPr>
       <w:r>
-        <w:t>15. 历史记录如何保存？</w:t>
+        <w:t>11. 这个项目目前最大的不足是什么？</w:t>
       </w:r>
     </w:p>
     <w:p>
@@ -328,15 +376,7 @@
           <w:rFonts w:ascii="Microsoft YaHei" w:hAnsi="Microsoft YaHei" w:eastAsia="Microsoft YaHei"/>
           <w:sz w:val="21"/>
         </w:rPr>
-        <w:t>HistoryRepository 使用 SharedPreferences 保存 JSON 字符串，最多保留最近 12 条分析记录，包括原文、摘要、关键词、字符数、句子数和保存时间。</w:t>
-      </w:r>
-    </w:p>
-    <w:p>
-      <w:pPr>
-        <w:pStyle w:val="Heading2"/>
-      </w:pPr>
-      <w:r>
-        <w:t>16. 为什么没有使用数据库？</w:t>
+        <w:t>摘要和 Agent 还比较轻量，模型数据规模也偏课程项目规模，复杂长文的效果肯定不如成熟产品。</w:t>
       </w:r>
     </w:p>
     <w:p>
@@ -348,15 +388,15 @@
           <w:rFonts w:ascii="Microsoft YaHei" w:hAnsi="Microsoft YaHei" w:eastAsia="Microsoft YaHei"/>
           <w:sz w:val="21"/>
         </w:rPr>
-        <w:t>V1.0 主要面向课程演示，历史记录数据量很小，SharedPreferences 足够支撑最近记录保存和恢复。后续如果要做正式版本，可以迁移到 Room 数据库。</w:t>
+        <w:t>但本项目重点是把移动端 App、端侧模型、阅读问答和学习材料闭环做出来，后续可以继续扩充数据、优化模型和加入 OCR。</w:t>
       </w:r>
     </w:p>
     <w:p>
       <w:pPr>
-        <w:pStyle w:val="Heading2"/>
+        <w:pStyle w:val="Heading3"/>
       </w:pPr>
       <w:r>
-        <w:t>17. App 是否支持离线？</w:t>
+        <w:t>12. 如果只能用一句话总结你们的项目，怎么说？</w:t>
       </w:r>
     </w:p>
     <w:p>
@@ -368,7 +408,7 @@
           <w:rFonts w:ascii="Microsoft YaHei" w:hAnsi="Microsoft YaHei" w:eastAsia="Microsoft YaHei"/>
           <w:sz w:val="21"/>
         </w:rPr>
-        <w:t>支持。摘要、关键词、Agent 问答、知识卡片、复习题、历史记录和 LiteRT 端侧推理都在本地完成，不需要网络。</w:t>
+        <w:t>SmartRead Agent 是一个本地运行的 Android 阅读辅助 App，用摘要、LiteRT 句子重要性分析、本地 Agent 和学习材料生成，帮助学生把长文本整理成更容易复习的内容。</w:t>
       </w:r>
     </w:p>
     <w:p>
@@ -376,7 +416,15 @@
         <w:pStyle w:val="Heading2"/>
       </w:pPr>
       <w:r>
-        <w:t>18. 你们怎么测试的？</w:t>
+        <w:t>二、可能临时追问的问题</w:t>
+      </w:r>
+    </w:p>
+    <w:p>
+      <w:pPr>
+        <w:pStyle w:val="Heading3"/>
+      </w:pPr>
+      <w:r>
+        <w:t>13. 为什么只展示前几句的 LiteRT 分析？</w:t>
       </w:r>
     </w:p>
     <w:p>
@@ -388,15 +436,7 @@
           <w:rFonts w:ascii="Microsoft YaHei" w:hAnsi="Microsoft YaHei" w:eastAsia="Microsoft YaHei"/>
           <w:sz w:val="21"/>
         </w:rPr>
-        <w:t>主要做了模拟器测试和安卓真机体验测试。测试覆盖 App 启动、示例文本分析、摘要结果、LiteRT 区域、Agent 问答、知识卡片、复习题、历史记录恢复和清空。</w:t>
-      </w:r>
-    </w:p>
-    <w:p>
-      <w:pPr>
-        <w:pStyle w:val="Heading2"/>
-      </w:pPr>
-      <w:r>
-        <w:t>19. 小组怎么分工？</w:t>
+        <w:t>主要是为了移动端界面和课堂展示的清晰度。当前版本对文章句子做分析，但界面重点展示前几句的分数，避免长文把页面撑得太乱。</w:t>
       </w:r>
     </w:p>
     <w:p>
@@ -408,15 +448,15 @@
           <w:rFonts w:ascii="Microsoft YaHei" w:hAnsi="Microsoft YaHei" w:eastAsia="Microsoft YaHei"/>
           <w:sz w:val="21"/>
         </w:rPr>
-        <w:t>林立洲负责项目方案、Android 核心开发、本地摘要、Agent、LiteRT 集成、版本管理和材料整理。江轩宇负责需求反馈、真机安装与功能验证、UI 使用建议、文档校对和现场操作演示。</w:t>
+        <w:t>后续可以增加“查看更多句子”或按分数排序展示重点句。</w:t>
       </w:r>
     </w:p>
     <w:p>
       <w:pPr>
-        <w:pStyle w:val="Heading2"/>
+        <w:pStyle w:val="Heading3"/>
       </w:pPr>
       <w:r>
-        <w:t>20. 江轩宇具体参与了什么？</w:t>
+        <w:t>14. 如果输入特别短或者特别长，会怎么样？</w:t>
       </w:r>
     </w:p>
     <w:p>
@@ -428,15 +468,7 @@
           <w:rFonts w:ascii="Microsoft YaHei" w:hAnsi="Microsoft YaHei" w:eastAsia="Microsoft YaHei"/>
           <w:sz w:val="21"/>
         </w:rPr>
-        <w:t>江轩宇参与需求反馈、功能体验测试、安卓真机安装验证、Agent 问答、知识卡片和历史记录等流程的体验确认，也负责演示时手机端操作配合。</w:t>
-      </w:r>
-    </w:p>
-    <w:p>
-      <w:pPr>
-        <w:pStyle w:val="Heading2"/>
-      </w:pPr>
-      <w:r>
-        <w:t>21. 项目管理平台怎么用？</w:t>
+        <w:t>短文本可以正常生成摘要和关键词，但信息太少时结果会比较简单。长文本也能处理，不过当前版本更适合教材片段、课堂资料和中短技术文章。</w:t>
       </w:r>
     </w:p>
     <w:p>
@@ -448,15 +480,15 @@
           <w:rFonts w:ascii="Microsoft YaHei" w:hAnsi="Microsoft YaHei" w:eastAsia="Microsoft YaHei"/>
           <w:sz w:val="21"/>
         </w:rPr>
-        <w:t>我们用项目管理平台记录阶段任务、任务状态、Bug 和进度复盘，配合 QQ 沟通截图和测试记录，形成过程证据。</w:t>
+        <w:t>如果做正式产品，需要进一步做长文分段、分页展示和更强的摘要策略。</w:t>
       </w:r>
     </w:p>
     <w:p>
       <w:pPr>
-        <w:pStyle w:val="Heading2"/>
+        <w:pStyle w:val="Heading3"/>
       </w:pPr>
       <w:r>
-        <w:t>22. Gitee 提交记录体现了什么？</w:t>
+        <w:t>15. 你们的模型准确率怎么评估？</w:t>
       </w:r>
     </w:p>
     <w:p>
@@ -468,15 +500,7 @@
           <w:rFonts w:ascii="Microsoft YaHei" w:hAnsi="Microsoft YaHei" w:eastAsia="Microsoft YaHei"/>
           <w:sz w:val="21"/>
         </w:rPr>
-        <w:t>提交记录体现了从 v0.1 立项、v0.2 摘要 MVP、v0.3 Agent、v0.4 LiteRT、v0.5 历史记录到 v1.0 稳定版的迭代过程。</w:t>
-      </w:r>
-    </w:p>
-    <w:p>
-      <w:pPr>
-        <w:pStyle w:val="Heading2"/>
-      </w:pPr>
-      <w:r>
-        <w:t>23. 项目创新点是什么？</w:t>
+        <w:t>当前课程项目没有把它包装成高精度商用模型，主要验证的是端侧模型集成链路：特征设计、模型导出、APK 集成、手机端推理和结果展示。</w:t>
       </w:r>
     </w:p>
     <w:p>
@@ -488,15 +512,15 @@
           <w:rFonts w:ascii="Microsoft YaHei" w:hAnsi="Microsoft YaHei" w:eastAsia="Microsoft YaHei"/>
           <w:sz w:val="21"/>
         </w:rPr>
-        <w:t>创新点在于把阅读摘要、复习材料生成和 LiteRT 端侧句子重要性分析结合在一个移动端 App 中，场景聚焦学生学习，不是只做单一摘要 Demo。</w:t>
+        <w:t>如果继续做，可以建立标注数据集，用准确率、召回率或排序相关性来评估句子重要性。</w:t>
       </w:r>
     </w:p>
     <w:p>
       <w:pPr>
-        <w:pStyle w:val="Heading2"/>
+        <w:pStyle w:val="Heading3"/>
       </w:pPr>
       <w:r>
-        <w:t>24. 项目不足是什么？</w:t>
+        <w:t>16. LiteRT 和规则评分同时存在，会不会说明模型没意义？</w:t>
       </w:r>
     </w:p>
     <w:p>
@@ -508,15 +532,7 @@
           <w:rFonts w:ascii="Microsoft YaHei" w:hAnsi="Microsoft YaHei" w:eastAsia="Microsoft YaHei"/>
           <w:sz w:val="21"/>
         </w:rPr>
-        <w:t>摘要和 Agent 当前比较轻量，模型训练数据也偏课程演示规模。它能稳定展示端侧分析流程，但距离商业级智能阅读产品还有差距。</w:t>
-      </w:r>
-    </w:p>
-    <w:p>
-      <w:pPr>
-        <w:pStyle w:val="Heading2"/>
-      </w:pPr>
-      <w:r>
-        <w:t>25. 后续如何优化？</w:t>
+        <w:t>不会。LiteRT 是正常推理路径，规则评分是异常兜底，目的是保证 App 在模型文件损坏或加载失败时仍然可用。</w:t>
       </w:r>
     </w:p>
     <w:p>
@@ -528,15 +544,15 @@
           <w:rFonts w:ascii="Microsoft YaHei" w:hAnsi="Microsoft YaHei" w:eastAsia="Microsoft YaHei"/>
           <w:sz w:val="21"/>
         </w:rPr>
-        <w:t>后续可以提升模型数据和训练方式，引入 Room 数据库，增加 OCR 导入，完善正式签名 release 包，并在用户允许的情况下接入云端大模型增强问答效果。</w:t>
+        <w:t>移动端项目需要考虑稳定性，所以保留兜底逻辑是合理的工程设计。</w:t>
       </w:r>
     </w:p>
     <w:p>
       <w:pPr>
-        <w:pStyle w:val="Heading2"/>
+        <w:pStyle w:val="Heading3"/>
       </w:pPr>
       <w:r>
-        <w:t>26. 为什么机器学习部分没有做很大的模型？</w:t>
+        <w:t>17. 和普通摘要 App 相比，你们多了什么？</w:t>
       </w:r>
     </w:p>
     <w:p>
@@ -548,15 +564,7 @@
           <w:rFonts w:ascii="Microsoft YaHei" w:hAnsi="Microsoft YaHei" w:eastAsia="Microsoft YaHei"/>
           <w:sz w:val="21"/>
         </w:rPr>
-        <w:t>课程项目周期和移动端资源有限，选择轻量模型更适合落地到 APK。我们重点展示从特征设计、模型导出、assets 集成到端侧推理展示的完整链路。</w:t>
-      </w:r>
-    </w:p>
-    <w:p>
-      <w:pPr>
-        <w:pStyle w:val="Heading2"/>
-      </w:pPr>
-      <w:r>
-        <w:t>27. 模型输出分数怎么解释？</w:t>
+        <w:t>普通摘要 App 通常只给摘要。本项目除了摘要，还提供端侧句子重要性分析、围绕文章的本地 Agent 问答、知识卡片、复习题和历史记录。</w:t>
       </w:r>
     </w:p>
     <w:p>
@@ -568,15 +576,15 @@
           <w:rFonts w:ascii="Microsoft YaHei" w:hAnsi="Microsoft YaHei" w:eastAsia="Microsoft YaHei"/>
           <w:sz w:val="21"/>
         </w:rPr>
-        <w:t>分数越接近 1，表示句子越可能是当前文章中的重要句子。界面把分数转换为高、中、低等级，方便演示和普通用户理解。</w:t>
+        <w:t>它更像一个学习流程工具，而不是单点摘要工具。</w:t>
       </w:r>
     </w:p>
     <w:p>
       <w:pPr>
-        <w:pStyle w:val="Heading2"/>
+        <w:pStyle w:val="Heading3"/>
       </w:pPr>
       <w:r>
-        <w:t>28. 演示时如果手机出问题怎么办？</w:t>
+        <w:t>18. 为什么没有做 OCR、PDF 导入或登录账号？</w:t>
       </w:r>
     </w:p>
     <w:p>
@@ -588,15 +596,7 @@
           <w:rFonts w:ascii="Microsoft YaHei" w:hAnsi="Microsoft YaHei" w:eastAsia="Microsoft YaHei"/>
           <w:sz w:val="21"/>
         </w:rPr>
-        <w:t>准备了模拟器和截图备份，也保留了 APK 和功能流程说明。现场如果真机不稳定，可以切换到模拟器或用截图说明关键流程。</w:t>
-      </w:r>
-    </w:p>
-    <w:p>
-      <w:pPr>
-        <w:pStyle w:val="Heading2"/>
-      </w:pPr>
-      <w:r>
-        <w:t>29. 为什么说它适合课程演示？</w:t>
+        <w:t>这些功能有价值，但会拉大范围。V1.0 优先保证核心阅读分析闭环和 LiteRT 端侧推理能稳定完成。</w:t>
       </w:r>
     </w:p>
     <w:p>
@@ -608,15 +608,15 @@
           <w:rFonts w:ascii="Microsoft YaHei" w:hAnsi="Microsoft YaHei" w:eastAsia="Microsoft YaHei"/>
           <w:sz w:val="21"/>
         </w:rPr>
-        <w:t>因为核心能力本地运行，流程短，功能闭环清楚，机器学习部分有实际模型文件和端侧推理展示，同时也能体现项目迭代和小组协作过程。</w:t>
+        <w:t>OCR、PDF 导入、账号同步更适合放到后续版本，不适合在课程项目最后阶段临时加入。</w:t>
       </w:r>
     </w:p>
     <w:p>
       <w:pPr>
-        <w:pStyle w:val="Heading2"/>
+        <w:pStyle w:val="Heading3"/>
       </w:pPr>
       <w:r>
-        <w:t>30. 详细设计说明书准备提交什么？</w:t>
+        <w:t>19. 视频展示能说明是真机运行吗？</w:t>
       </w:r>
     </w:p>
     <w:p>
@@ -628,7 +628,195 @@
           <w:rFonts w:ascii="Microsoft YaHei" w:hAnsi="Microsoft YaHei" w:eastAsia="Microsoft YaHei"/>
           <w:sz w:val="21"/>
         </w:rPr>
-        <w:t>提交 SmartReadAgent_软件详细设计说明书_初稿.docx 和对应 Markdown，内容包括架构、模块、算法、数据结构、界面、测试、部署和后续优化。</w:t>
+        <w:t>视频展示的是安卓手机上实际安装 APK 后的操作流程，能看到从首页、示例文本、摘要、LiteRT、Agent、知识卡片到历史记录的完整过程。</w:t>
+      </w:r>
+    </w:p>
+    <w:p>
+      <w:pPr>
+        <w:spacing w:after="80" w:line="269" w:lineRule="auto"/>
+      </w:pPr>
+      <w:r>
+        <w:rPr>
+          <w:rFonts w:ascii="Microsoft YaHei" w:hAnsi="Microsoft YaHei" w:eastAsia="Microsoft YaHei"/>
+          <w:sz w:val="21"/>
+        </w:rPr>
+        <w:t>同时我们也保留 APK 文件和安装说明，如果需要，可以现场说明 APK 是课程演示用 debug 包。</w:t>
+      </w:r>
+    </w:p>
+    <w:p>
+      <w:pPr>
+        <w:pStyle w:val="Heading3"/>
+      </w:pPr>
+      <w:r>
+        <w:t>20. 如果老师觉得 Agent 回答比较模板化，怎么解释？</w:t>
+      </w:r>
+    </w:p>
+    <w:p>
+      <w:pPr>
+        <w:spacing w:after="80" w:line="269" w:lineRule="auto"/>
+      </w:pPr>
+      <w:r>
+        <w:rPr>
+          <w:rFonts w:ascii="Microsoft YaHei" w:hAnsi="Microsoft YaHei" w:eastAsia="Microsoft YaHei"/>
+          <w:sz w:val="21"/>
+        </w:rPr>
+        <w:t>这是当前版本的设计取舍。它不是通用聊天 Agent，而是围绕当前文章分析结果做阅读辅助，所以回答会更稳定、可解释，但灵活度有限。</w:t>
+      </w:r>
+    </w:p>
+    <w:p>
+      <w:pPr>
+        <w:spacing w:after="80" w:line="269" w:lineRule="auto"/>
+      </w:pPr>
+      <w:r>
+        <w:rPr>
+          <w:rFonts w:ascii="Microsoft YaHei" w:hAnsi="Microsoft YaHei" w:eastAsia="Microsoft YaHei"/>
+          <w:sz w:val="21"/>
+        </w:rPr>
+        <w:t>后续可以在用户允许联网的情况下接入云端模型，提高开放式问答能力。</w:t>
+      </w:r>
+    </w:p>
+    <w:p>
+      <w:pPr>
+        <w:pStyle w:val="Heading3"/>
+      </w:pPr>
+      <w:r>
+        <w:t>21. 为什么 UI 看起来比较简洁？</w:t>
+      </w:r>
+    </w:p>
+    <w:p>
+      <w:pPr>
+        <w:spacing w:after="80" w:line="269" w:lineRule="auto"/>
+      </w:pPr>
+      <w:r>
+        <w:rPr>
+          <w:rFonts w:ascii="Microsoft YaHei" w:hAnsi="Microsoft YaHei" w:eastAsia="Microsoft YaHei"/>
+          <w:sz w:val="21"/>
+        </w:rPr>
+        <w:t>这个项目主要目标是完成课程要求中的移动端功能和机器学习集成，所以 UI 优先保证流程清晰、按钮明确、结果可读。</w:t>
+      </w:r>
+    </w:p>
+    <w:p>
+      <w:pPr>
+        <w:spacing w:after="80" w:line="269" w:lineRule="auto"/>
+      </w:pPr>
+      <w:r>
+        <w:rPr>
+          <w:rFonts w:ascii="Microsoft YaHei" w:hAnsi="Microsoft YaHei" w:eastAsia="Microsoft YaHei"/>
+          <w:sz w:val="21"/>
+        </w:rPr>
+        <w:t>如果继续迭代，可以再做更完整的视觉设计、空状态、加载状态和不同屏幕适配。</w:t>
+      </w:r>
+    </w:p>
+    <w:p>
+      <w:pPr>
+        <w:pStyle w:val="Heading3"/>
+      </w:pPr>
+      <w:r>
+        <w:t>22. 如果现场问到分工，怎么答？</w:t>
+      </w:r>
+    </w:p>
+    <w:p>
+      <w:pPr>
+        <w:spacing w:after="80" w:line="269" w:lineRule="auto"/>
+      </w:pPr>
+      <w:r>
+        <w:rPr>
+          <w:rFonts w:ascii="Microsoft YaHei" w:hAnsi="Microsoft YaHei" w:eastAsia="Microsoft YaHei"/>
+          <w:sz w:val="21"/>
+        </w:rPr>
+        <w:t>林立洲主要负责整体方案、Android 核心开发、本地摘要、Agent、LiteRT 集成、版本管理和汇报材料。江轩宇主要参与需求反馈、安卓真机体验、流程复核、UI 使用建议、文档校对和视频展示。</w:t>
+      </w:r>
+    </w:p>
+    <w:p>
+      <w:pPr>
+        <w:spacing w:after="80" w:line="269" w:lineRule="auto"/>
+      </w:pPr>
+      <w:r>
+        <w:rPr>
+          <w:rFonts w:ascii="Microsoft YaHei" w:hAnsi="Microsoft YaHei" w:eastAsia="Microsoft YaHei"/>
+          <w:sz w:val="21"/>
+        </w:rPr>
+        <w:t>按真实参与说即可，不需要把分工讲得过满。</w:t>
+      </w:r>
+    </w:p>
+    <w:p>
+      <w:pPr>
+        <w:pStyle w:val="Heading2"/>
+      </w:pPr>
+      <w:r>
+        <w:t>三、非常简短的兜底答法</w:t>
+      </w:r>
+    </w:p>
+    <w:p>
+      <w:pPr>
+        <w:pStyle w:val="Heading3"/>
+      </w:pPr>
+      <w:r>
+        <w:t>23. 如果问到没准备的问题</w:t>
+      </w:r>
+    </w:p>
+    <w:p>
+      <w:pPr>
+        <w:spacing w:after="80" w:line="269" w:lineRule="auto"/>
+      </w:pPr>
+      <w:r>
+        <w:rPr>
+          <w:rFonts w:ascii="Microsoft YaHei" w:hAnsi="Microsoft YaHei" w:eastAsia="Microsoft YaHei"/>
+          <w:sz w:val="21"/>
+        </w:rPr>
+        <w:t>可以按这个顺序答：先承认边界，再说当前版本怎么处理，最后给后续优化方向。</w:t>
+      </w:r>
+    </w:p>
+    <w:p>
+      <w:pPr>
+        <w:spacing w:after="80" w:line="269" w:lineRule="auto"/>
+      </w:pPr>
+      <w:r>
+        <w:rPr>
+          <w:rFonts w:ascii="Microsoft YaHei" w:hAnsi="Microsoft YaHei" w:eastAsia="Microsoft YaHei"/>
+          <w:sz w:val="21"/>
+        </w:rPr>
+        <w:t>示例：这个点当前版本还没有做到完整产品级，我们现在主要先保证阅读分析、LiteRT 端侧推理和本地 Agent 闭环。后续如果继续做，可以把这个方向作为一个优化点。</w:t>
+      </w:r>
+    </w:p>
+    <w:p>
+      <w:pPr>
+        <w:pStyle w:val="Heading3"/>
+      </w:pPr>
+      <w:r>
+        <w:t>24. 如果问到“为什么没有做得更复杂”</w:t>
+      </w:r>
+    </w:p>
+    <w:p>
+      <w:pPr>
+        <w:spacing w:after="80" w:line="269" w:lineRule="auto"/>
+      </w:pPr>
+      <w:r>
+        <w:rPr>
+          <w:rFonts w:ascii="Microsoft YaHei" w:hAnsi="Microsoft YaHei" w:eastAsia="Microsoft YaHei"/>
+          <w:sz w:val="21"/>
+        </w:rPr>
+        <w:t>可以说：课程项目周期有限，我们优先保证核心链路能安装、能运行、能说明清楚。复杂功能不是不重要，而是放在后续版本更稳。</w:t>
+      </w:r>
+    </w:p>
+    <w:p>
+      <w:pPr>
+        <w:pStyle w:val="Heading3"/>
+      </w:pPr>
+      <w:r>
+        <w:t>25. 如果问到“这个功能有什么实际价值”</w:t>
+      </w:r>
+    </w:p>
+    <w:p>
+      <w:pPr>
+        <w:spacing w:after="80" w:line="269" w:lineRule="auto"/>
+      </w:pPr>
+      <w:r>
+        <w:rPr>
+          <w:rFonts w:ascii="Microsoft YaHei" w:hAnsi="Microsoft YaHei" w:eastAsia="Microsoft YaHei"/>
+          <w:sz w:val="21"/>
+        </w:rPr>
+        <w:t>可以说：它主要面向学生读教材、课堂资料和技术文章的场景，价值在于先帮用户把长文本整理成摘要、关键词、重点句和复习材料，减少第一遍整理成本。</w:t>
       </w:r>
     </w:p>
     <w:sectPr>
